--- a/hin/docx/013.content.docx
+++ b/hin/docx/013.content.docx
@@ -367,90 +367,66 @@
           <w:lang w:val="hi_IN" w:bidi="hi_IN"/>
         </w:rPr>
       </w:r>
-      <w:hyperlink r:id="rId13">
-        <w:r>
-          <w:rPr>
-            <w:lang w:val="hi_IN" w:bidi="hi_IN"/>
-          </w:rPr>
-          <w:rPr>
-            <w:color w:val="0000EE"/>
-            <w:u w:val="single"/>
-          </w:rPr>
-          <w:t>1 राजा 6:29–30</w:t>
-        </w:r>
-      </w:hyperlink>
-    </w:p>
-    <w:p>
-      <w:pPr>
-        <w:pStyle w:val="ListBullet"/>
-        <w:spacing w:line="240" w:lineRule="auto"/>
-        <w:ind w:left="720"/>
-      </w:pPr>
-      <w:r>
-        <w:rPr>
-          <w:lang w:val="hi_IN" w:bidi="hi_IN"/>
-        </w:rPr>
-      </w:r>
-      <w:hyperlink r:id="rId14">
-        <w:r>
-          <w:rPr>
-            <w:lang w:val="hi_IN" w:bidi="hi_IN"/>
-          </w:rPr>
-          <w:rPr>
-            <w:color w:val="0000EE"/>
-            <w:u w:val="single"/>
-          </w:rPr>
-          <w:t>यहेजकेल 40:14–16</w:t>
-        </w:r>
-      </w:hyperlink>
-    </w:p>
-    <w:p>
-      <w:pPr>
-        <w:pStyle w:val="ListBullet"/>
-        <w:spacing w:line="240" w:lineRule="auto"/>
-        <w:ind w:left="720"/>
-      </w:pPr>
-      <w:r>
-        <w:rPr>
-          <w:lang w:val="hi_IN" w:bidi="hi_IN"/>
-        </w:rPr>
-      </w:r>
-      <w:hyperlink r:id="rId15">
-        <w:r>
-          <w:rPr>
-            <w:lang w:val="hi_IN" w:bidi="hi_IN"/>
-          </w:rPr>
-          <w:rPr>
-            <w:color w:val="0000EE"/>
-            <w:u w:val="single"/>
-          </w:rPr>
-          <w:t>यूहन्ना 12:12–13</w:t>
-        </w:r>
-      </w:hyperlink>
-    </w:p>
-    <w:p>
-      <w:pPr>
-        <w:pStyle w:val="ListBullet"/>
-        <w:spacing w:line="240" w:lineRule="auto"/>
-        <w:ind w:left="720"/>
-      </w:pPr>
-      <w:r>
-        <w:rPr>
-          <w:lang w:val="hi_IN" w:bidi="hi_IN"/>
-        </w:rPr>
-      </w:r>
-      <w:hyperlink r:id="rId16">
-        <w:r>
-          <w:rPr>
-            <w:lang w:val="hi_IN" w:bidi="hi_IN"/>
-          </w:rPr>
-          <w:rPr>
-            <w:color w:val="0000EE"/>
-            <w:u w:val="single"/>
-          </w:rPr>
-          <w:t>गिनती 33:9</w:t>
-        </w:r>
-      </w:hyperlink>
+      <w:r>
+        <w:rPr>
+          <w:lang w:val="hi_IN" w:bidi="hi_IN"/>
+        </w:rPr>
+        <w:t>1 राजा 6:29–30</w:t>
+      </w:r>
+    </w:p>
+    <w:p>
+      <w:pPr>
+        <w:pStyle w:val="ListBullet"/>
+        <w:spacing w:line="240" w:lineRule="auto"/>
+        <w:ind w:left="720"/>
+      </w:pPr>
+      <w:r>
+        <w:rPr>
+          <w:lang w:val="hi_IN" w:bidi="hi_IN"/>
+        </w:rPr>
+      </w:r>
+      <w:r>
+        <w:rPr>
+          <w:lang w:val="hi_IN" w:bidi="hi_IN"/>
+        </w:rPr>
+        <w:t>यहेजकेल 40:14–16</w:t>
+      </w:r>
+    </w:p>
+    <w:p>
+      <w:pPr>
+        <w:pStyle w:val="ListBullet"/>
+        <w:spacing w:line="240" w:lineRule="auto"/>
+        <w:ind w:left="720"/>
+      </w:pPr>
+      <w:r>
+        <w:rPr>
+          <w:lang w:val="hi_IN" w:bidi="hi_IN"/>
+        </w:rPr>
+      </w:r>
+      <w:r>
+        <w:rPr>
+          <w:lang w:val="hi_IN" w:bidi="hi_IN"/>
+        </w:rPr>
+        <w:t>यूहन्ना 12:12–13</w:t>
+      </w:r>
+    </w:p>
+    <w:p>
+      <w:pPr>
+        <w:pStyle w:val="ListBullet"/>
+        <w:spacing w:line="240" w:lineRule="auto"/>
+        <w:ind w:left="720"/>
+      </w:pPr>
+      <w:r>
+        <w:rPr>
+          <w:lang w:val="hi_IN" w:bidi="hi_IN"/>
+        </w:rPr>
+      </w:r>
+      <w:r>
+        <w:rPr>
+          <w:lang w:val="hi_IN" w:bidi="hi_IN"/>
+        </w:rPr>
+        <w:t>गिनती 33:9</w:t>
+      </w:r>
     </w:p>
     <w:p>
       <w:pPr>
@@ -913,450 +889,336 @@
           <w:lang w:val="hi_IN" w:bidi="hi_IN"/>
         </w:rPr>
       </w:r>
-      <w:hyperlink r:id="rId17">
-        <w:r>
-          <w:rPr>
-            <w:lang w:val="hi_IN" w:bidi="hi_IN"/>
-          </w:rPr>
-          <w:rPr>
-            <w:color w:val="0000EE"/>
-            <w:u w:val="single"/>
-          </w:rPr>
-          <w:t>उत्पत्ति 17:11</w:t>
-        </w:r>
-      </w:hyperlink>
-    </w:p>
-    <w:p>
-      <w:pPr>
-        <w:pStyle w:val="ListBullet"/>
-        <w:spacing w:line="240" w:lineRule="auto"/>
-        <w:ind w:left="720"/>
-      </w:pPr>
-      <w:r>
-        <w:rPr>
-          <w:lang w:val="hi_IN" w:bidi="hi_IN"/>
-        </w:rPr>
-      </w:r>
-      <w:hyperlink r:id="rId18">
-        <w:r>
-          <w:rPr>
-            <w:lang w:val="hi_IN" w:bidi="hi_IN"/>
-          </w:rPr>
-          <w:rPr>
-            <w:color w:val="0000EE"/>
-            <w:u w:val="single"/>
-          </w:rPr>
-          <w:t>उत्पत्ति 17:14</w:t>
-        </w:r>
-      </w:hyperlink>
-    </w:p>
-    <w:p>
-      <w:pPr>
-        <w:pStyle w:val="ListBullet"/>
-        <w:spacing w:line="240" w:lineRule="auto"/>
-        <w:ind w:left="720"/>
-      </w:pPr>
-      <w:r>
-        <w:rPr>
-          <w:lang w:val="hi_IN" w:bidi="hi_IN"/>
-        </w:rPr>
-      </w:r>
-      <w:hyperlink r:id="rId19">
-        <w:r>
-          <w:rPr>
-            <w:lang w:val="hi_IN" w:bidi="hi_IN"/>
-          </w:rPr>
-          <w:rPr>
-            <w:color w:val="0000EE"/>
-            <w:u w:val="single"/>
-          </w:rPr>
-          <w:t>निर्गमन 12:48</w:t>
-        </w:r>
-      </w:hyperlink>
-    </w:p>
-    <w:p>
-      <w:pPr>
-        <w:pStyle w:val="ListBullet"/>
-        <w:spacing w:line="240" w:lineRule="auto"/>
-        <w:ind w:left="720"/>
-      </w:pPr>
-      <w:r>
-        <w:rPr>
-          <w:lang w:val="hi_IN" w:bidi="hi_IN"/>
-        </w:rPr>
-      </w:r>
-      <w:hyperlink r:id="rId20">
-        <w:r>
-          <w:rPr>
-            <w:lang w:val="hi_IN" w:bidi="hi_IN"/>
-          </w:rPr>
-          <w:rPr>
-            <w:color w:val="0000EE"/>
-            <w:u w:val="single"/>
-          </w:rPr>
-          <w:t>लैव्यव्यवस्था 26:41</w:t>
-        </w:r>
-      </w:hyperlink>
-    </w:p>
-    <w:p>
-      <w:pPr>
-        <w:pStyle w:val="ListBullet"/>
-        <w:spacing w:line="240" w:lineRule="auto"/>
-        <w:ind w:left="720"/>
-      </w:pPr>
-      <w:r>
-        <w:rPr>
-          <w:lang w:val="hi_IN" w:bidi="hi_IN"/>
-        </w:rPr>
-      </w:r>
-      <w:hyperlink r:id="rId21">
-        <w:r>
-          <w:rPr>
-            <w:lang w:val="hi_IN" w:bidi="hi_IN"/>
-          </w:rPr>
-          <w:rPr>
-            <w:color w:val="0000EE"/>
-            <w:u w:val="single"/>
-          </w:rPr>
-          <w:t>यहोशू 5:3</w:t>
-        </w:r>
-      </w:hyperlink>
-    </w:p>
-    <w:p>
-      <w:pPr>
-        <w:pStyle w:val="ListBullet"/>
-        <w:spacing w:line="240" w:lineRule="auto"/>
-        <w:ind w:left="720"/>
-      </w:pPr>
-      <w:r>
-        <w:rPr>
-          <w:lang w:val="hi_IN" w:bidi="hi_IN"/>
-        </w:rPr>
-      </w:r>
-      <w:hyperlink r:id="rId22">
-        <w:r>
-          <w:rPr>
-            <w:lang w:val="hi_IN" w:bidi="hi_IN"/>
-          </w:rPr>
-          <w:rPr>
-            <w:color w:val="0000EE"/>
-            <w:u w:val="single"/>
-          </w:rPr>
-          <w:t>न्यायियों 15:18</w:t>
-        </w:r>
-      </w:hyperlink>
-    </w:p>
-    <w:p>
-      <w:pPr>
-        <w:pStyle w:val="ListBullet"/>
-        <w:spacing w:line="240" w:lineRule="auto"/>
-        <w:ind w:left="720"/>
-      </w:pPr>
-      <w:r>
-        <w:rPr>
-          <w:lang w:val="hi_IN" w:bidi="hi_IN"/>
-        </w:rPr>
-      </w:r>
-      <w:hyperlink r:id="rId23">
-        <w:r>
-          <w:rPr>
-            <w:lang w:val="hi_IN" w:bidi="hi_IN"/>
-          </w:rPr>
-          <w:rPr>
-            <w:color w:val="0000EE"/>
-            <w:u w:val="single"/>
-          </w:rPr>
-          <w:t>2 शमूएल 1:20</w:t>
-        </w:r>
-      </w:hyperlink>
-    </w:p>
-    <w:p>
-      <w:pPr>
-        <w:pStyle w:val="ListBullet"/>
-        <w:spacing w:line="240" w:lineRule="auto"/>
-        <w:ind w:left="720"/>
-      </w:pPr>
-      <w:r>
-        <w:rPr>
-          <w:lang w:val="hi_IN" w:bidi="hi_IN"/>
-        </w:rPr>
-      </w:r>
-      <w:hyperlink r:id="rId24">
-        <w:r>
-          <w:rPr>
-            <w:lang w:val="hi_IN" w:bidi="hi_IN"/>
-          </w:rPr>
-          <w:rPr>
-            <w:color w:val="0000EE"/>
-            <w:u w:val="single"/>
-          </w:rPr>
-          <w:t>यिर्मयाह 9:26</w:t>
-        </w:r>
-      </w:hyperlink>
-    </w:p>
-    <w:p>
-      <w:pPr>
-        <w:pStyle w:val="ListBullet"/>
-        <w:spacing w:line="240" w:lineRule="auto"/>
-        <w:ind w:left="720"/>
-      </w:pPr>
-      <w:r>
-        <w:rPr>
-          <w:lang w:val="hi_IN" w:bidi="hi_IN"/>
-        </w:rPr>
-      </w:r>
-      <w:hyperlink r:id="rId25">
-        <w:r>
-          <w:rPr>
-            <w:lang w:val="hi_IN" w:bidi="hi_IN"/>
-          </w:rPr>
-          <w:rPr>
-            <w:color w:val="0000EE"/>
-            <w:u w:val="single"/>
-          </w:rPr>
-          <w:t>यहेजकेल 32:25</w:t>
-        </w:r>
-      </w:hyperlink>
-    </w:p>
-    <w:p>
-      <w:pPr>
-        <w:pStyle w:val="ListBullet"/>
-        <w:spacing w:line="240" w:lineRule="auto"/>
-        <w:ind w:left="720"/>
-      </w:pPr>
-      <w:r>
-        <w:rPr>
-          <w:lang w:val="hi_IN" w:bidi="hi_IN"/>
-        </w:rPr>
-      </w:r>
-      <w:hyperlink r:id="rId26">
-        <w:r>
-          <w:rPr>
-            <w:lang w:val="hi_IN" w:bidi="hi_IN"/>
-          </w:rPr>
-          <w:rPr>
-            <w:color w:val="0000EE"/>
-            <w:u w:val="single"/>
-          </w:rPr>
-          <w:t>प्रे.का. 10:44–45</w:t>
-        </w:r>
-      </w:hyperlink>
-    </w:p>
-    <w:p>
-      <w:pPr>
-        <w:pStyle w:val="ListBullet"/>
-        <w:spacing w:line="240" w:lineRule="auto"/>
-        <w:ind w:left="720"/>
-      </w:pPr>
-      <w:r>
-        <w:rPr>
-          <w:lang w:val="hi_IN" w:bidi="hi_IN"/>
-        </w:rPr>
-      </w:r>
-      <w:hyperlink r:id="rId27">
-        <w:r>
-          <w:rPr>
-            <w:lang w:val="hi_IN" w:bidi="hi_IN"/>
-          </w:rPr>
-          <w:rPr>
-            <w:color w:val="0000EE"/>
-            <w:u w:val="single"/>
-          </w:rPr>
-          <w:t>प्रे.का. 11:3</w:t>
-        </w:r>
-      </w:hyperlink>
-    </w:p>
-    <w:p>
-      <w:pPr>
-        <w:pStyle w:val="ListBullet"/>
-        <w:spacing w:line="240" w:lineRule="auto"/>
-        <w:ind w:left="720"/>
-      </w:pPr>
-      <w:r>
-        <w:rPr>
-          <w:lang w:val="hi_IN" w:bidi="hi_IN"/>
-        </w:rPr>
-      </w:r>
-      <w:hyperlink r:id="rId28">
-        <w:r>
-          <w:rPr>
-            <w:lang w:val="hi_IN" w:bidi="hi_IN"/>
-          </w:rPr>
-          <w:rPr>
-            <w:color w:val="0000EE"/>
-            <w:u w:val="single"/>
-          </w:rPr>
-          <w:t>प्रे.का. 15:1</w:t>
-        </w:r>
-      </w:hyperlink>
-    </w:p>
-    <w:p>
-      <w:pPr>
-        <w:pStyle w:val="ListBullet"/>
-        <w:spacing w:line="240" w:lineRule="auto"/>
-        <w:ind w:left="720"/>
-      </w:pPr>
-      <w:r>
-        <w:rPr>
-          <w:lang w:val="hi_IN" w:bidi="hi_IN"/>
-        </w:rPr>
-      </w:r>
-      <w:hyperlink r:id="rId27">
-        <w:r>
-          <w:rPr>
-            <w:lang w:val="hi_IN" w:bidi="hi_IN"/>
-          </w:rPr>
-          <w:rPr>
-            <w:color w:val="0000EE"/>
-            <w:u w:val="single"/>
-          </w:rPr>
-          <w:t>प्रे.का. 11:3</w:t>
-        </w:r>
-      </w:hyperlink>
-    </w:p>
-    <w:p>
-      <w:pPr>
-        <w:pStyle w:val="ListBullet"/>
-        <w:spacing w:line="240" w:lineRule="auto"/>
-        <w:ind w:left="720"/>
-      </w:pPr>
-      <w:r>
-        <w:rPr>
-          <w:lang w:val="hi_IN" w:bidi="hi_IN"/>
-        </w:rPr>
-      </w:r>
-      <w:hyperlink r:id="rId29">
-        <w:r>
-          <w:rPr>
-            <w:lang w:val="hi_IN" w:bidi="hi_IN"/>
-          </w:rPr>
-          <w:rPr>
-            <w:color w:val="0000EE"/>
-            <w:u w:val="single"/>
-          </w:rPr>
-          <w:t>रोमियों 2:27</w:t>
-        </w:r>
-      </w:hyperlink>
-    </w:p>
-    <w:p>
-      <w:pPr>
-        <w:pStyle w:val="ListBullet"/>
-        <w:spacing w:line="240" w:lineRule="auto"/>
-        <w:ind w:left="720"/>
-      </w:pPr>
-      <w:r>
-        <w:rPr>
-          <w:lang w:val="hi_IN" w:bidi="hi_IN"/>
-        </w:rPr>
-      </w:r>
-      <w:hyperlink r:id="rId30">
-        <w:r>
-          <w:rPr>
-            <w:lang w:val="hi_IN" w:bidi="hi_IN"/>
-          </w:rPr>
-          <w:rPr>
-            <w:color w:val="0000EE"/>
-            <w:u w:val="single"/>
-          </w:rPr>
-          <w:t>गलातियों 5:3</w:t>
-        </w:r>
-      </w:hyperlink>
-    </w:p>
-    <w:p>
-      <w:pPr>
-        <w:pStyle w:val="ListBullet"/>
-        <w:spacing w:line="240" w:lineRule="auto"/>
-        <w:ind w:left="720"/>
-      </w:pPr>
-      <w:r>
-        <w:rPr>
-          <w:lang w:val="hi_IN" w:bidi="hi_IN"/>
-        </w:rPr>
-      </w:r>
-      <w:hyperlink r:id="rId31">
-        <w:r>
-          <w:rPr>
-            <w:lang w:val="hi_IN" w:bidi="hi_IN"/>
-          </w:rPr>
-          <w:rPr>
-            <w:color w:val="0000EE"/>
-            <w:u w:val="single"/>
-          </w:rPr>
-          <w:t>इफिसियों 2:11</w:t>
-        </w:r>
-      </w:hyperlink>
-    </w:p>
-    <w:p>
-      <w:pPr>
-        <w:pStyle w:val="ListBullet"/>
-        <w:spacing w:line="240" w:lineRule="auto"/>
-        <w:ind w:left="720"/>
-      </w:pPr>
-      <w:r>
-        <w:rPr>
-          <w:lang w:val="hi_IN" w:bidi="hi_IN"/>
-        </w:rPr>
-      </w:r>
-      <w:hyperlink r:id="rId32">
-        <w:r>
-          <w:rPr>
-            <w:lang w:val="hi_IN" w:bidi="hi_IN"/>
-          </w:rPr>
-          <w:rPr>
-            <w:color w:val="0000EE"/>
-            <w:u w:val="single"/>
-          </w:rPr>
-          <w:t>फिलिपियों 3:3</w:t>
-        </w:r>
-      </w:hyperlink>
-    </w:p>
-    <w:p>
-      <w:pPr>
-        <w:pStyle w:val="ListBullet"/>
-        <w:spacing w:line="240" w:lineRule="auto"/>
-        <w:ind w:left="720"/>
-      </w:pPr>
-      <w:r>
-        <w:rPr>
-          <w:lang w:val="hi_IN" w:bidi="hi_IN"/>
-        </w:rPr>
-      </w:r>
-      <w:hyperlink r:id="rId33">
-        <w:r>
-          <w:rPr>
-            <w:lang w:val="hi_IN" w:bidi="hi_IN"/>
-          </w:rPr>
-          <w:rPr>
-            <w:color w:val="0000EE"/>
-            <w:u w:val="single"/>
-          </w:rPr>
-          <w:t>कुलुसियों 2:11</w:t>
-        </w:r>
-      </w:hyperlink>
-    </w:p>
-    <w:p>
-      <w:pPr>
-        <w:pStyle w:val="ListBullet"/>
-        <w:spacing w:line="240" w:lineRule="auto"/>
-        <w:ind w:left="720"/>
-      </w:pPr>
-      <w:r>
-        <w:rPr>
-          <w:lang w:val="hi_IN" w:bidi="hi_IN"/>
-        </w:rPr>
-      </w:r>
-      <w:hyperlink r:id="rId34">
-        <w:r>
-          <w:rPr>
-            <w:lang w:val="hi_IN" w:bidi="hi_IN"/>
-          </w:rPr>
-          <w:rPr>
-            <w:color w:val="0000EE"/>
-            <w:u w:val="single"/>
-          </w:rPr>
-          <w:t>कुलुसियों 2:13</w:t>
-        </w:r>
-      </w:hyperlink>
+      <w:r>
+        <w:rPr>
+          <w:lang w:val="hi_IN" w:bidi="hi_IN"/>
+        </w:rPr>
+        <w:t>उत्पत्ति 17:11</w:t>
+      </w:r>
+    </w:p>
+    <w:p>
+      <w:pPr>
+        <w:pStyle w:val="ListBullet"/>
+        <w:spacing w:line="240" w:lineRule="auto"/>
+        <w:ind w:left="720"/>
+      </w:pPr>
+      <w:r>
+        <w:rPr>
+          <w:lang w:val="hi_IN" w:bidi="hi_IN"/>
+        </w:rPr>
+      </w:r>
+      <w:r>
+        <w:rPr>
+          <w:lang w:val="hi_IN" w:bidi="hi_IN"/>
+        </w:rPr>
+        <w:t>उत्पत्ति 17:14</w:t>
+      </w:r>
+    </w:p>
+    <w:p>
+      <w:pPr>
+        <w:pStyle w:val="ListBullet"/>
+        <w:spacing w:line="240" w:lineRule="auto"/>
+        <w:ind w:left="720"/>
+      </w:pPr>
+      <w:r>
+        <w:rPr>
+          <w:lang w:val="hi_IN" w:bidi="hi_IN"/>
+        </w:rPr>
+      </w:r>
+      <w:r>
+        <w:rPr>
+          <w:lang w:val="hi_IN" w:bidi="hi_IN"/>
+        </w:rPr>
+        <w:t>निर्गमन 12:48</w:t>
+      </w:r>
+    </w:p>
+    <w:p>
+      <w:pPr>
+        <w:pStyle w:val="ListBullet"/>
+        <w:spacing w:line="240" w:lineRule="auto"/>
+        <w:ind w:left="720"/>
+      </w:pPr>
+      <w:r>
+        <w:rPr>
+          <w:lang w:val="hi_IN" w:bidi="hi_IN"/>
+        </w:rPr>
+      </w:r>
+      <w:r>
+        <w:rPr>
+          <w:lang w:val="hi_IN" w:bidi="hi_IN"/>
+        </w:rPr>
+        <w:t>लैव्यव्यवस्था 26:41</w:t>
+      </w:r>
+    </w:p>
+    <w:p>
+      <w:pPr>
+        <w:pStyle w:val="ListBullet"/>
+        <w:spacing w:line="240" w:lineRule="auto"/>
+        <w:ind w:left="720"/>
+      </w:pPr>
+      <w:r>
+        <w:rPr>
+          <w:lang w:val="hi_IN" w:bidi="hi_IN"/>
+        </w:rPr>
+      </w:r>
+      <w:r>
+        <w:rPr>
+          <w:lang w:val="hi_IN" w:bidi="hi_IN"/>
+        </w:rPr>
+        <w:t>यहोशू 5:3</w:t>
+      </w:r>
+    </w:p>
+    <w:p>
+      <w:pPr>
+        <w:pStyle w:val="ListBullet"/>
+        <w:spacing w:line="240" w:lineRule="auto"/>
+        <w:ind w:left="720"/>
+      </w:pPr>
+      <w:r>
+        <w:rPr>
+          <w:lang w:val="hi_IN" w:bidi="hi_IN"/>
+        </w:rPr>
+      </w:r>
+      <w:r>
+        <w:rPr>
+          <w:lang w:val="hi_IN" w:bidi="hi_IN"/>
+        </w:rPr>
+        <w:t>न्यायियों 15:18</w:t>
+      </w:r>
+    </w:p>
+    <w:p>
+      <w:pPr>
+        <w:pStyle w:val="ListBullet"/>
+        <w:spacing w:line="240" w:lineRule="auto"/>
+        <w:ind w:left="720"/>
+      </w:pPr>
+      <w:r>
+        <w:rPr>
+          <w:lang w:val="hi_IN" w:bidi="hi_IN"/>
+        </w:rPr>
+      </w:r>
+      <w:r>
+        <w:rPr>
+          <w:lang w:val="hi_IN" w:bidi="hi_IN"/>
+        </w:rPr>
+        <w:t>2 शमूएल 1:20</w:t>
+      </w:r>
+    </w:p>
+    <w:p>
+      <w:pPr>
+        <w:pStyle w:val="ListBullet"/>
+        <w:spacing w:line="240" w:lineRule="auto"/>
+        <w:ind w:left="720"/>
+      </w:pPr>
+      <w:r>
+        <w:rPr>
+          <w:lang w:val="hi_IN" w:bidi="hi_IN"/>
+        </w:rPr>
+      </w:r>
+      <w:r>
+        <w:rPr>
+          <w:lang w:val="hi_IN" w:bidi="hi_IN"/>
+        </w:rPr>
+        <w:t>यिर्मयाह 9:26</w:t>
+      </w:r>
+    </w:p>
+    <w:p>
+      <w:pPr>
+        <w:pStyle w:val="ListBullet"/>
+        <w:spacing w:line="240" w:lineRule="auto"/>
+        <w:ind w:left="720"/>
+      </w:pPr>
+      <w:r>
+        <w:rPr>
+          <w:lang w:val="hi_IN" w:bidi="hi_IN"/>
+        </w:rPr>
+      </w:r>
+      <w:r>
+        <w:rPr>
+          <w:lang w:val="hi_IN" w:bidi="hi_IN"/>
+        </w:rPr>
+        <w:t>यहेजकेल 32:25</w:t>
+      </w:r>
+    </w:p>
+    <w:p>
+      <w:pPr>
+        <w:pStyle w:val="ListBullet"/>
+        <w:spacing w:line="240" w:lineRule="auto"/>
+        <w:ind w:left="720"/>
+      </w:pPr>
+      <w:r>
+        <w:rPr>
+          <w:lang w:val="hi_IN" w:bidi="hi_IN"/>
+        </w:rPr>
+      </w:r>
+      <w:r>
+        <w:rPr>
+          <w:lang w:val="hi_IN" w:bidi="hi_IN"/>
+        </w:rPr>
+        <w:t>प्रे.का. 10:44–45</w:t>
+      </w:r>
+    </w:p>
+    <w:p>
+      <w:pPr>
+        <w:pStyle w:val="ListBullet"/>
+        <w:spacing w:line="240" w:lineRule="auto"/>
+        <w:ind w:left="720"/>
+      </w:pPr>
+      <w:r>
+        <w:rPr>
+          <w:lang w:val="hi_IN" w:bidi="hi_IN"/>
+        </w:rPr>
+      </w:r>
+      <w:r>
+        <w:rPr>
+          <w:lang w:val="hi_IN" w:bidi="hi_IN"/>
+        </w:rPr>
+        <w:t>प्रे.का. 11:3</w:t>
+      </w:r>
+    </w:p>
+    <w:p>
+      <w:pPr>
+        <w:pStyle w:val="ListBullet"/>
+        <w:spacing w:line="240" w:lineRule="auto"/>
+        <w:ind w:left="720"/>
+      </w:pPr>
+      <w:r>
+        <w:rPr>
+          <w:lang w:val="hi_IN" w:bidi="hi_IN"/>
+        </w:rPr>
+      </w:r>
+      <w:r>
+        <w:rPr>
+          <w:lang w:val="hi_IN" w:bidi="hi_IN"/>
+        </w:rPr>
+        <w:t>प्रे.का. 15:1</w:t>
+      </w:r>
+    </w:p>
+    <w:p>
+      <w:pPr>
+        <w:pStyle w:val="ListBullet"/>
+        <w:spacing w:line="240" w:lineRule="auto"/>
+        <w:ind w:left="720"/>
+      </w:pPr>
+      <w:r>
+        <w:rPr>
+          <w:lang w:val="hi_IN" w:bidi="hi_IN"/>
+        </w:rPr>
+      </w:r>
+      <w:r>
+        <w:rPr>
+          <w:lang w:val="hi_IN" w:bidi="hi_IN"/>
+        </w:rPr>
+        <w:t>प्रे.का. 11:3</w:t>
+      </w:r>
+    </w:p>
+    <w:p>
+      <w:pPr>
+        <w:pStyle w:val="ListBullet"/>
+        <w:spacing w:line="240" w:lineRule="auto"/>
+        <w:ind w:left="720"/>
+      </w:pPr>
+      <w:r>
+        <w:rPr>
+          <w:lang w:val="hi_IN" w:bidi="hi_IN"/>
+        </w:rPr>
+      </w:r>
+      <w:r>
+        <w:rPr>
+          <w:lang w:val="hi_IN" w:bidi="hi_IN"/>
+        </w:rPr>
+        <w:t>रोमियों 2:27</w:t>
+      </w:r>
+    </w:p>
+    <w:p>
+      <w:pPr>
+        <w:pStyle w:val="ListBullet"/>
+        <w:spacing w:line="240" w:lineRule="auto"/>
+        <w:ind w:left="720"/>
+      </w:pPr>
+      <w:r>
+        <w:rPr>
+          <w:lang w:val="hi_IN" w:bidi="hi_IN"/>
+        </w:rPr>
+      </w:r>
+      <w:r>
+        <w:rPr>
+          <w:lang w:val="hi_IN" w:bidi="hi_IN"/>
+        </w:rPr>
+        <w:t>गलातियों 5:3</w:t>
+      </w:r>
+    </w:p>
+    <w:p>
+      <w:pPr>
+        <w:pStyle w:val="ListBullet"/>
+        <w:spacing w:line="240" w:lineRule="auto"/>
+        <w:ind w:left="720"/>
+      </w:pPr>
+      <w:r>
+        <w:rPr>
+          <w:lang w:val="hi_IN" w:bidi="hi_IN"/>
+        </w:rPr>
+      </w:r>
+      <w:r>
+        <w:rPr>
+          <w:lang w:val="hi_IN" w:bidi="hi_IN"/>
+        </w:rPr>
+        <w:t>इफिसियों 2:11</w:t>
+      </w:r>
+    </w:p>
+    <w:p>
+      <w:pPr>
+        <w:pStyle w:val="ListBullet"/>
+        <w:spacing w:line="240" w:lineRule="auto"/>
+        <w:ind w:left="720"/>
+      </w:pPr>
+      <w:r>
+        <w:rPr>
+          <w:lang w:val="hi_IN" w:bidi="hi_IN"/>
+        </w:rPr>
+      </w:r>
+      <w:r>
+        <w:rPr>
+          <w:lang w:val="hi_IN" w:bidi="hi_IN"/>
+        </w:rPr>
+        <w:t>फिलिपियों 3:3</w:t>
+      </w:r>
+    </w:p>
+    <w:p>
+      <w:pPr>
+        <w:pStyle w:val="ListBullet"/>
+        <w:spacing w:line="240" w:lineRule="auto"/>
+        <w:ind w:left="720"/>
+      </w:pPr>
+      <w:r>
+        <w:rPr>
+          <w:lang w:val="hi_IN" w:bidi="hi_IN"/>
+        </w:rPr>
+      </w:r>
+      <w:r>
+        <w:rPr>
+          <w:lang w:val="hi_IN" w:bidi="hi_IN"/>
+        </w:rPr>
+        <w:t>कुलुसियों 2:11</w:t>
+      </w:r>
+    </w:p>
+    <w:p>
+      <w:pPr>
+        <w:pStyle w:val="ListBullet"/>
+        <w:spacing w:line="240" w:lineRule="auto"/>
+        <w:ind w:left="720"/>
+      </w:pPr>
+      <w:r>
+        <w:rPr>
+          <w:lang w:val="hi_IN" w:bidi="hi_IN"/>
+        </w:rPr>
+      </w:r>
+      <w:r>
+        <w:rPr>
+          <w:lang w:val="hi_IN" w:bidi="hi_IN"/>
+        </w:rPr>
+        <w:t>कुलुसियों 2:13</w:t>
+      </w:r>
     </w:p>
     <w:p>
       <w:pPr>
@@ -1756,138 +1618,102 @@
           <w:lang w:val="hi_IN" w:bidi="hi_IN"/>
         </w:rPr>
       </w:r>
-      <w:hyperlink r:id="rId35">
-        <w:r>
-          <w:rPr>
-            <w:lang w:val="hi_IN" w:bidi="hi_IN"/>
-          </w:rPr>
-          <w:rPr>
-            <w:color w:val="0000EE"/>
-            <w:u w:val="single"/>
-          </w:rPr>
-          <w:t>निर्गमन 12:8</w:t>
-        </w:r>
-      </w:hyperlink>
-    </w:p>
-    <w:p>
-      <w:pPr>
-        <w:pStyle w:val="ListBullet"/>
-        <w:spacing w:line="240" w:lineRule="auto"/>
-        <w:ind w:left="720"/>
-      </w:pPr>
-      <w:r>
-        <w:rPr>
-          <w:lang w:val="hi_IN" w:bidi="hi_IN"/>
-        </w:rPr>
-      </w:r>
-      <w:hyperlink r:id="rId36">
-        <w:r>
-          <w:rPr>
-            <w:lang w:val="hi_IN" w:bidi="hi_IN"/>
-          </w:rPr>
-          <w:rPr>
-            <w:color w:val="0000EE"/>
-            <w:u w:val="single"/>
-          </w:rPr>
-          <w:t>गलातियों 5:9–10</w:t>
-        </w:r>
-      </w:hyperlink>
-    </w:p>
-    <w:p>
-      <w:pPr>
-        <w:pStyle w:val="ListBullet"/>
-        <w:spacing w:line="240" w:lineRule="auto"/>
-        <w:ind w:left="720"/>
-      </w:pPr>
-      <w:r>
-        <w:rPr>
-          <w:lang w:val="hi_IN" w:bidi="hi_IN"/>
-        </w:rPr>
-      </w:r>
-      <w:hyperlink r:id="rId37">
-        <w:r>
-          <w:rPr>
-            <w:lang w:val="hi_IN" w:bidi="hi_IN"/>
-          </w:rPr>
-          <w:rPr>
-            <w:color w:val="0000EE"/>
-            <w:u w:val="single"/>
-          </w:rPr>
-          <w:t>लूका 12:1</w:t>
-        </w:r>
-      </w:hyperlink>
-    </w:p>
-    <w:p>
-      <w:pPr>
-        <w:pStyle w:val="ListBullet"/>
-        <w:spacing w:line="240" w:lineRule="auto"/>
-        <w:ind w:left="720"/>
-      </w:pPr>
-      <w:r>
-        <w:rPr>
-          <w:lang w:val="hi_IN" w:bidi="hi_IN"/>
-        </w:rPr>
-      </w:r>
-      <w:hyperlink r:id="rId38">
-        <w:r>
-          <w:rPr>
-            <w:lang w:val="hi_IN" w:bidi="hi_IN"/>
-          </w:rPr>
-          <w:rPr>
-            <w:color w:val="0000EE"/>
-            <w:u w:val="single"/>
-          </w:rPr>
-          <w:t>लूका 13:21</w:t>
-        </w:r>
-      </w:hyperlink>
-    </w:p>
-    <w:p>
-      <w:pPr>
-        <w:pStyle w:val="ListBullet"/>
-        <w:spacing w:line="240" w:lineRule="auto"/>
-        <w:ind w:left="720"/>
-      </w:pPr>
-      <w:r>
-        <w:rPr>
-          <w:lang w:val="hi_IN" w:bidi="hi_IN"/>
-        </w:rPr>
-      </w:r>
-      <w:hyperlink r:id="rId39">
-        <w:r>
-          <w:rPr>
-            <w:lang w:val="hi_IN" w:bidi="hi_IN"/>
-          </w:rPr>
-          <w:rPr>
-            <w:color w:val="0000EE"/>
-            <w:u w:val="single"/>
-          </w:rPr>
-          <w:t>मत्ती 13:33</w:t>
-        </w:r>
-      </w:hyperlink>
-    </w:p>
-    <w:p>
-      <w:pPr>
-        <w:pStyle w:val="ListBullet"/>
-        <w:spacing w:line="240" w:lineRule="auto"/>
-        <w:ind w:left="720"/>
-      </w:pPr>
-      <w:r>
-        <w:rPr>
-          <w:lang w:val="hi_IN" w:bidi="hi_IN"/>
-        </w:rPr>
-      </w:r>
-      <w:hyperlink r:id="rId40">
-        <w:r>
-          <w:rPr>
-            <w:lang w:val="hi_IN" w:bidi="hi_IN"/>
-          </w:rPr>
-          <w:rPr>
-            <w:color w:val="0000EE"/>
-            <w:u w:val="single"/>
-          </w:rPr>
-          <w:t>मत्ती 16:8</w:t>
-        </w:r>
-      </w:hyperlink>
+      <w:r>
+        <w:rPr>
+          <w:lang w:val="hi_IN" w:bidi="hi_IN"/>
+        </w:rPr>
+        <w:t>निर्गमन 12:8</w:t>
+      </w:r>
+    </w:p>
+    <w:p>
+      <w:pPr>
+        <w:pStyle w:val="ListBullet"/>
+        <w:spacing w:line="240" w:lineRule="auto"/>
+        <w:ind w:left="720"/>
+      </w:pPr>
+      <w:r>
+        <w:rPr>
+          <w:lang w:val="hi_IN" w:bidi="hi_IN"/>
+        </w:rPr>
+      </w:r>
+      <w:r>
+        <w:rPr>
+          <w:lang w:val="hi_IN" w:bidi="hi_IN"/>
+        </w:rPr>
+        <w:t>गलातियों 5:9–10</w:t>
+      </w:r>
+    </w:p>
+    <w:p>
+      <w:pPr>
+        <w:pStyle w:val="ListBullet"/>
+        <w:spacing w:line="240" w:lineRule="auto"/>
+        <w:ind w:left="720"/>
+      </w:pPr>
+      <w:r>
+        <w:rPr>
+          <w:lang w:val="hi_IN" w:bidi="hi_IN"/>
+        </w:rPr>
+      </w:r>
+      <w:r>
+        <w:rPr>
+          <w:lang w:val="hi_IN" w:bidi="hi_IN"/>
+        </w:rPr>
+        <w:t>लूका 12:1</w:t>
+      </w:r>
+    </w:p>
+    <w:p>
+      <w:pPr>
+        <w:pStyle w:val="ListBullet"/>
+        <w:spacing w:line="240" w:lineRule="auto"/>
+        <w:ind w:left="720"/>
+      </w:pPr>
+      <w:r>
+        <w:rPr>
+          <w:lang w:val="hi_IN" w:bidi="hi_IN"/>
+        </w:rPr>
+      </w:r>
+      <w:r>
+        <w:rPr>
+          <w:lang w:val="hi_IN" w:bidi="hi_IN"/>
+        </w:rPr>
+        <w:t>लूका 13:21</w:t>
+      </w:r>
+    </w:p>
+    <w:p>
+      <w:pPr>
+        <w:pStyle w:val="ListBullet"/>
+        <w:spacing w:line="240" w:lineRule="auto"/>
+        <w:ind w:left="720"/>
+      </w:pPr>
+      <w:r>
+        <w:rPr>
+          <w:lang w:val="hi_IN" w:bidi="hi_IN"/>
+        </w:rPr>
+      </w:r>
+      <w:r>
+        <w:rPr>
+          <w:lang w:val="hi_IN" w:bidi="hi_IN"/>
+        </w:rPr>
+        <w:t>मत्ती 13:33</w:t>
+      </w:r>
+    </w:p>
+    <w:p>
+      <w:pPr>
+        <w:pStyle w:val="ListBullet"/>
+        <w:spacing w:line="240" w:lineRule="auto"/>
+        <w:ind w:left="720"/>
+      </w:pPr>
+      <w:r>
+        <w:rPr>
+          <w:lang w:val="hi_IN" w:bidi="hi_IN"/>
+        </w:rPr>
+      </w:r>
+      <w:r>
+        <w:rPr>
+          <w:lang w:val="hi_IN" w:bidi="hi_IN"/>
+        </w:rPr>
+        <w:t>मत्ती 16:8</w:t>
+      </w:r>
     </w:p>
     <w:p>
       <w:pPr>
@@ -2120,90 +1946,66 @@
           <w:lang w:val="hi_IN" w:bidi="hi_IN"/>
         </w:rPr>
       </w:r>
-      <w:hyperlink r:id="rId13">
-        <w:r>
-          <w:rPr>
-            <w:lang w:val="hi_IN" w:bidi="hi_IN"/>
-          </w:rPr>
-          <w:rPr>
-            <w:color w:val="0000EE"/>
-            <w:u w:val="single"/>
-          </w:rPr>
-          <w:t>1 राजा 09:4–5</w:t>
-        </w:r>
-      </w:hyperlink>
-    </w:p>
-    <w:p>
-      <w:pPr>
-        <w:pStyle w:val="ListBullet"/>
-        <w:spacing w:line="240" w:lineRule="auto"/>
-        <w:ind w:left="720"/>
-      </w:pPr>
-      <w:r>
-        <w:rPr>
-          <w:lang w:val="hi_IN" w:bidi="hi_IN"/>
-        </w:rPr>
-      </w:r>
-      <w:hyperlink r:id="rId41">
-        <w:r>
-          <w:rPr>
-            <w:lang w:val="hi_IN" w:bidi="hi_IN"/>
-          </w:rPr>
-          <w:rPr>
-            <w:color w:val="0000EE"/>
-            <w:u w:val="single"/>
-          </w:rPr>
-          <w:t>अय्यूब 02:3</w:t>
-        </w:r>
-      </w:hyperlink>
-    </w:p>
-    <w:p>
-      <w:pPr>
-        <w:pStyle w:val="ListBullet"/>
-        <w:spacing w:line="240" w:lineRule="auto"/>
-        <w:ind w:left="720"/>
-      </w:pPr>
-      <w:r>
-        <w:rPr>
-          <w:lang w:val="hi_IN" w:bidi="hi_IN"/>
-        </w:rPr>
-      </w:r>
-      <w:hyperlink r:id="rId42">
-        <w:r>
-          <w:rPr>
-            <w:lang w:val="hi_IN" w:bidi="hi_IN"/>
-          </w:rPr>
-          <w:rPr>
-            <w:color w:val="0000EE"/>
-            <w:u w:val="single"/>
-          </w:rPr>
-          <w:t>अय्यूब 04:4–6</w:t>
-        </w:r>
-      </w:hyperlink>
-    </w:p>
-    <w:p>
-      <w:pPr>
-        <w:pStyle w:val="ListBullet"/>
-        <w:spacing w:line="240" w:lineRule="auto"/>
-        <w:ind w:left="720"/>
-      </w:pPr>
-      <w:r>
-        <w:rPr>
-          <w:lang w:val="hi_IN" w:bidi="hi_IN"/>
-        </w:rPr>
-      </w:r>
-      <w:hyperlink r:id="rId43">
-        <w:r>
-          <w:rPr>
-            <w:lang w:val="hi_IN" w:bidi="hi_IN"/>
-          </w:rPr>
-          <w:rPr>
-            <w:color w:val="0000EE"/>
-            <w:u w:val="single"/>
-          </w:rPr>
-          <w:t>नीतिवचन 10:8–9</w:t>
-        </w:r>
-      </w:hyperlink>
+      <w:r>
+        <w:rPr>
+          <w:lang w:val="hi_IN" w:bidi="hi_IN"/>
+        </w:rPr>
+        <w:t>1 राजा 09:4–5</w:t>
+      </w:r>
+    </w:p>
+    <w:p>
+      <w:pPr>
+        <w:pStyle w:val="ListBullet"/>
+        <w:spacing w:line="240" w:lineRule="auto"/>
+        <w:ind w:left="720"/>
+      </w:pPr>
+      <w:r>
+        <w:rPr>
+          <w:lang w:val="hi_IN" w:bidi="hi_IN"/>
+        </w:rPr>
+      </w:r>
+      <w:r>
+        <w:rPr>
+          <w:lang w:val="hi_IN" w:bidi="hi_IN"/>
+        </w:rPr>
+        <w:t>अय्यूब 02:3</w:t>
+      </w:r>
+    </w:p>
+    <w:p>
+      <w:pPr>
+        <w:pStyle w:val="ListBullet"/>
+        <w:spacing w:line="240" w:lineRule="auto"/>
+        <w:ind w:left="720"/>
+      </w:pPr>
+      <w:r>
+        <w:rPr>
+          <w:lang w:val="hi_IN" w:bidi="hi_IN"/>
+        </w:rPr>
+      </w:r>
+      <w:r>
+        <w:rPr>
+          <w:lang w:val="hi_IN" w:bidi="hi_IN"/>
+        </w:rPr>
+        <w:t>अय्यूब 04:4–6</w:t>
+      </w:r>
+    </w:p>
+    <w:p>
+      <w:pPr>
+        <w:pStyle w:val="ListBullet"/>
+        <w:spacing w:line="240" w:lineRule="auto"/>
+        <w:ind w:left="720"/>
+      </w:pPr>
+      <w:r>
+        <w:rPr>
+          <w:lang w:val="hi_IN" w:bidi="hi_IN"/>
+        </w:rPr>
+      </w:r>
+      <w:r>
+        <w:rPr>
+          <w:lang w:val="hi_IN" w:bidi="hi_IN"/>
+        </w:rPr>
+        <w:t>नीतिवचन 10:8–9</w:t>
+      </w:r>
     </w:p>
     <w:p>
       <w:pPr>
@@ -2493,90 +2295,66 @@
           <w:lang w:val="hi_IN" w:bidi="hi_IN"/>
         </w:rPr>
       </w:r>
-      <w:hyperlink r:id="rId44">
-        <w:r>
-          <w:rPr>
-            <w:lang w:val="hi_IN" w:bidi="hi_IN"/>
-          </w:rPr>
-          <w:rPr>
-            <w:color w:val="0000EE"/>
-            <w:u w:val="single"/>
-          </w:rPr>
-          <w:t>2 इतिहास 20:1–2</w:t>
-        </w:r>
-      </w:hyperlink>
-    </w:p>
-    <w:p>
-      <w:pPr>
-        <w:pStyle w:val="ListBullet"/>
-        <w:spacing w:line="240" w:lineRule="auto"/>
-        <w:ind w:left="720"/>
-      </w:pPr>
-      <w:r>
-        <w:rPr>
-          <w:lang w:val="hi_IN" w:bidi="hi_IN"/>
-        </w:rPr>
-      </w:r>
-      <w:hyperlink r:id="rId45">
-        <w:r>
-          <w:rPr>
-            <w:lang w:val="hi_IN" w:bidi="hi_IN"/>
-          </w:rPr>
-          <w:rPr>
-            <w:color w:val="0000EE"/>
-            <w:u w:val="single"/>
-          </w:rPr>
-          <w:t>व्यवस्थाविवरण 03:17</w:t>
-        </w:r>
-      </w:hyperlink>
-    </w:p>
-    <w:p>
-      <w:pPr>
-        <w:pStyle w:val="ListBullet"/>
-        <w:spacing w:line="240" w:lineRule="auto"/>
-        <w:ind w:left="720"/>
-      </w:pPr>
-      <w:r>
-        <w:rPr>
-          <w:lang w:val="hi_IN" w:bidi="hi_IN"/>
-        </w:rPr>
-      </w:r>
-      <w:hyperlink r:id="rId46">
-        <w:r>
-          <w:rPr>
-            <w:lang w:val="hi_IN" w:bidi="hi_IN"/>
-          </w:rPr>
-          <w:rPr>
-            <w:color w:val="0000EE"/>
-            <w:u w:val="single"/>
-          </w:rPr>
-          <w:t>यहोशू 03:14–16</w:t>
-        </w:r>
-      </w:hyperlink>
-    </w:p>
-    <w:p>
-      <w:pPr>
-        <w:pStyle w:val="ListBullet"/>
-        <w:spacing w:line="240" w:lineRule="auto"/>
-        <w:ind w:left="720"/>
-      </w:pPr>
-      <w:r>
-        <w:rPr>
-          <w:lang w:val="hi_IN" w:bidi="hi_IN"/>
-        </w:rPr>
-      </w:r>
-      <w:hyperlink r:id="rId47">
-        <w:r>
-          <w:rPr>
-            <w:lang w:val="hi_IN" w:bidi="hi_IN"/>
-          </w:rPr>
-          <w:rPr>
-            <w:color w:val="0000EE"/>
-            <w:u w:val="single"/>
-          </w:rPr>
-          <w:t>गिन 34:1–3</w:t>
-        </w:r>
-      </w:hyperlink>
+      <w:r>
+        <w:rPr>
+          <w:lang w:val="hi_IN" w:bidi="hi_IN"/>
+        </w:rPr>
+        <w:t>2 इतिहास 20:1–2</w:t>
+      </w:r>
+    </w:p>
+    <w:p>
+      <w:pPr>
+        <w:pStyle w:val="ListBullet"/>
+        <w:spacing w:line="240" w:lineRule="auto"/>
+        <w:ind w:left="720"/>
+      </w:pPr>
+      <w:r>
+        <w:rPr>
+          <w:lang w:val="hi_IN" w:bidi="hi_IN"/>
+        </w:rPr>
+      </w:r>
+      <w:r>
+        <w:rPr>
+          <w:lang w:val="hi_IN" w:bidi="hi_IN"/>
+        </w:rPr>
+        <w:t>व्यवस्थाविवरण 03:17</w:t>
+      </w:r>
+    </w:p>
+    <w:p>
+      <w:pPr>
+        <w:pStyle w:val="ListBullet"/>
+        <w:spacing w:line="240" w:lineRule="auto"/>
+        <w:ind w:left="720"/>
+      </w:pPr>
+      <w:r>
+        <w:rPr>
+          <w:lang w:val="hi_IN" w:bidi="hi_IN"/>
+        </w:rPr>
+      </w:r>
+      <w:r>
+        <w:rPr>
+          <w:lang w:val="hi_IN" w:bidi="hi_IN"/>
+        </w:rPr>
+        <w:t>यहोशू 03:14–16</w:t>
+      </w:r>
+    </w:p>
+    <w:p>
+      <w:pPr>
+        <w:pStyle w:val="ListBullet"/>
+        <w:spacing w:line="240" w:lineRule="auto"/>
+        <w:ind w:left="720"/>
+      </w:pPr>
+      <w:r>
+        <w:rPr>
+          <w:lang w:val="hi_IN" w:bidi="hi_IN"/>
+        </w:rPr>
+      </w:r>
+      <w:r>
+        <w:rPr>
+          <w:lang w:val="hi_IN" w:bidi="hi_IN"/>
+        </w:rPr>
+        <w:t>गिन 34:1–3</w:t>
+      </w:r>
     </w:p>
     <w:p>
       <w:pPr>
@@ -2768,138 +2546,102 @@
           <w:lang w:val="hi_IN" w:bidi="hi_IN"/>
         </w:rPr>
       </w:r>
-      <w:hyperlink r:id="rId48">
-        <w:r>
-          <w:rPr>
-            <w:lang w:val="hi_IN" w:bidi="hi_IN"/>
-          </w:rPr>
-          <w:rPr>
-            <w:color w:val="0000EE"/>
-            <w:u w:val="single"/>
-          </w:rPr>
-          <w:t>प्रे.का. 08:26–28</w:t>
-        </w:r>
-      </w:hyperlink>
-    </w:p>
-    <w:p>
-      <w:pPr>
-        <w:pStyle w:val="ListBullet"/>
-        <w:spacing w:line="240" w:lineRule="auto"/>
-        <w:ind w:left="720"/>
-      </w:pPr>
-      <w:r>
-        <w:rPr>
-          <w:lang w:val="hi_IN" w:bidi="hi_IN"/>
-        </w:rPr>
-      </w:r>
-      <w:hyperlink r:id="rId49">
-        <w:r>
-          <w:rPr>
-            <w:lang w:val="hi_IN" w:bidi="hi_IN"/>
-          </w:rPr>
-          <w:rPr>
-            <w:color w:val="0000EE"/>
-            <w:u w:val="single"/>
-          </w:rPr>
-          <w:t>प्रे.का. 08:36–38</w:t>
-        </w:r>
-      </w:hyperlink>
-    </w:p>
-    <w:p>
-      <w:pPr>
-        <w:pStyle w:val="ListBullet"/>
-        <w:spacing w:line="240" w:lineRule="auto"/>
-        <w:ind w:left="720"/>
-      </w:pPr>
-      <w:r>
-        <w:rPr>
-          <w:lang w:val="hi_IN" w:bidi="hi_IN"/>
-        </w:rPr>
-      </w:r>
-      <w:hyperlink r:id="rId50">
-        <w:r>
-          <w:rPr>
-            <w:lang w:val="hi_IN" w:bidi="hi_IN"/>
-          </w:rPr>
-          <w:rPr>
-            <w:color w:val="0000EE"/>
-            <w:u w:val="single"/>
-          </w:rPr>
-          <w:t>प्रे.का. 08:39–40</w:t>
-        </w:r>
-      </w:hyperlink>
-    </w:p>
-    <w:p>
-      <w:pPr>
-        <w:pStyle w:val="ListBullet"/>
-        <w:spacing w:line="240" w:lineRule="auto"/>
-        <w:ind w:left="720"/>
-      </w:pPr>
-      <w:r>
-        <w:rPr>
-          <w:lang w:val="hi_IN" w:bidi="hi_IN"/>
-        </w:rPr>
-      </w:r>
-      <w:hyperlink r:id="rId51">
-        <w:r>
-          <w:rPr>
-            <w:lang w:val="hi_IN" w:bidi="hi_IN"/>
-          </w:rPr>
-          <w:rPr>
-            <w:color w:val="0000EE"/>
-            <w:u w:val="single"/>
-          </w:rPr>
-          <w:t>यशायाह 39:7–8</w:t>
-        </w:r>
-      </w:hyperlink>
-    </w:p>
-    <w:p>
-      <w:pPr>
-        <w:pStyle w:val="ListBullet"/>
-        <w:spacing w:line="240" w:lineRule="auto"/>
-        <w:ind w:left="720"/>
-      </w:pPr>
-      <w:r>
-        <w:rPr>
-          <w:lang w:val="hi_IN" w:bidi="hi_IN"/>
-        </w:rPr>
-      </w:r>
-      <w:hyperlink r:id="rId52">
-        <w:r>
-          <w:rPr>
-            <w:lang w:val="hi_IN" w:bidi="hi_IN"/>
-          </w:rPr>
-          <w:rPr>
-            <w:color w:val="0000EE"/>
-            <w:u w:val="single"/>
-          </w:rPr>
-          <w:t>यिर्मयाह 34:17–19</w:t>
-        </w:r>
-      </w:hyperlink>
-    </w:p>
-    <w:p>
-      <w:pPr>
-        <w:pStyle w:val="ListBullet"/>
-        <w:spacing w:line="240" w:lineRule="auto"/>
-        <w:ind w:left="720"/>
-      </w:pPr>
-      <w:r>
-        <w:rPr>
-          <w:lang w:val="hi_IN" w:bidi="hi_IN"/>
-        </w:rPr>
-      </w:r>
-      <w:hyperlink r:id="rId53">
-        <w:r>
-          <w:rPr>
-            <w:lang w:val="hi_IN" w:bidi="hi_IN"/>
-          </w:rPr>
-          <w:rPr>
-            <w:color w:val="0000EE"/>
-            <w:u w:val="single"/>
-          </w:rPr>
-          <w:t>मत्ती 19:10–12</w:t>
-        </w:r>
-      </w:hyperlink>
+      <w:r>
+        <w:rPr>
+          <w:lang w:val="hi_IN" w:bidi="hi_IN"/>
+        </w:rPr>
+        <w:t>प्रे.का. 08:26–28</w:t>
+      </w:r>
+    </w:p>
+    <w:p>
+      <w:pPr>
+        <w:pStyle w:val="ListBullet"/>
+        <w:spacing w:line="240" w:lineRule="auto"/>
+        <w:ind w:left="720"/>
+      </w:pPr>
+      <w:r>
+        <w:rPr>
+          <w:lang w:val="hi_IN" w:bidi="hi_IN"/>
+        </w:rPr>
+      </w:r>
+      <w:r>
+        <w:rPr>
+          <w:lang w:val="hi_IN" w:bidi="hi_IN"/>
+        </w:rPr>
+        <w:t>प्रे.का. 08:36–38</w:t>
+      </w:r>
+    </w:p>
+    <w:p>
+      <w:pPr>
+        <w:pStyle w:val="ListBullet"/>
+        <w:spacing w:line="240" w:lineRule="auto"/>
+        <w:ind w:left="720"/>
+      </w:pPr>
+      <w:r>
+        <w:rPr>
+          <w:lang w:val="hi_IN" w:bidi="hi_IN"/>
+        </w:rPr>
+      </w:r>
+      <w:r>
+        <w:rPr>
+          <w:lang w:val="hi_IN" w:bidi="hi_IN"/>
+        </w:rPr>
+        <w:t>प्रे.का. 08:39–40</w:t>
+      </w:r>
+    </w:p>
+    <w:p>
+      <w:pPr>
+        <w:pStyle w:val="ListBullet"/>
+        <w:spacing w:line="240" w:lineRule="auto"/>
+        <w:ind w:left="720"/>
+      </w:pPr>
+      <w:r>
+        <w:rPr>
+          <w:lang w:val="hi_IN" w:bidi="hi_IN"/>
+        </w:rPr>
+      </w:r>
+      <w:r>
+        <w:rPr>
+          <w:lang w:val="hi_IN" w:bidi="hi_IN"/>
+        </w:rPr>
+        <w:t>यशायाह 39:7–8</w:t>
+      </w:r>
+    </w:p>
+    <w:p>
+      <w:pPr>
+        <w:pStyle w:val="ListBullet"/>
+        <w:spacing w:line="240" w:lineRule="auto"/>
+        <w:ind w:left="720"/>
+      </w:pPr>
+      <w:r>
+        <w:rPr>
+          <w:lang w:val="hi_IN" w:bidi="hi_IN"/>
+        </w:rPr>
+      </w:r>
+      <w:r>
+        <w:rPr>
+          <w:lang w:val="hi_IN" w:bidi="hi_IN"/>
+        </w:rPr>
+        <w:t>यिर्मयाह 34:17–19</w:t>
+      </w:r>
+    </w:p>
+    <w:p>
+      <w:pPr>
+        <w:pStyle w:val="ListBullet"/>
+        <w:spacing w:line="240" w:lineRule="auto"/>
+        <w:ind w:left="720"/>
+      </w:pPr>
+      <w:r>
+        <w:rPr>
+          <w:lang w:val="hi_IN" w:bidi="hi_IN"/>
+        </w:rPr>
+      </w:r>
+      <w:r>
+        <w:rPr>
+          <w:lang w:val="hi_IN" w:bidi="hi_IN"/>
+        </w:rPr>
+        <w:t>मत्ती 19:10–12</w:t>
+      </w:r>
     </w:p>
     <w:p>
       <w:pPr>
